--- a/exercices/auth/02-jwt.docx
+++ b/exercices/auth/02-jwt.docx
@@ -1,6 +1,6 @@
 
 <file path=word/document.xml><?xml version="1.0" encoding="utf-8"?>
-<w:document xmlns:wpc="http://schemas.microsoft.com/office/word/2010/wordprocessingCanvas" xmlns:cx="http://schemas.microsoft.com/office/drawing/2014/chartex" xmlns:cx1="http://schemas.microsoft.com/office/drawing/2015/9/8/chartex" xmlns:cx2="http://schemas.microsoft.com/office/drawing/2015/10/21/chartex" xmlns:cx3="http://schemas.microsoft.com/office/drawing/2016/5/9/chartex" xmlns:cx4="http://schemas.microsoft.com/office/drawing/2016/5/10/chartex" xmlns:cx5="http://schemas.microsoft.com/office/drawing/2016/5/11/chartex" xmlns:cx6="http://schemas.microsoft.com/office/drawing/2016/5/12/chartex" xmlns:cx7="http://schemas.microsoft.com/office/drawing/2016/5/13/chartex" xmlns:cx8="http://schemas.microsoft.com/office/drawing/2016/5/14/chartex" xmlns:mc="http://schemas.openxmlformats.org/markup-compatibility/2006" xmlns:aink="http://schemas.microsoft.com/office/drawing/2016/ink" xmlns:am3d="http://schemas.microsoft.com/office/drawing/2017/model3d" xmlns:o="urn:schemas-microsoft-com:office:office" xmlns:oel="http://schemas.microsoft.com/office/2019/extlst" xmlns:r="http://schemas.openxmlformats.org/officeDocument/2006/relationships" xmlns:m="http://schemas.openxmlformats.org/officeDocument/2006/math" xmlns:v="urn:schemas-microsoft-com:vml" xmlns:wp14="http://schemas.microsoft.com/office/word/2010/wordprocessingDrawing" xmlns:wp="http://schemas.openxmlformats.org/drawingml/2006/wordprocessingDrawing" xmlns:w10="urn:schemas-microsoft-com:office:word" xmlns:w="http://schemas.openxmlformats.org/wordprocessingml/2006/main" xmlns:w14="http://schemas.microsoft.com/office/word/2010/wordml" xmlns:w15="http://schemas.microsoft.com/office/word/2012/wordml" xmlns:w16cex="http://schemas.microsoft.com/office/word/2018/wordml/cex" xmlns:w16cid="http://schemas.microsoft.com/office/word/2016/wordml/cid" xmlns:w16="http://schemas.microsoft.com/office/word/2018/wordml" xmlns:w16du="http://schemas.microsoft.com/office/word/2023/wordml/word16du" xmlns:w16sdtdh="http://schemas.microsoft.com/office/word/2020/wordml/sdtdatahash" xmlns:w16sdtfl="http://schemas.microsoft.com/office/word/2024/wordml/sdtformatlock" xmlns:w16se="http://schemas.microsoft.com/office/word/2015/wordml/symex" xmlns:wpg="http://schemas.microsoft.com/office/word/2010/wordprocessingGroup" xmlns:wpi="http://schemas.microsoft.com/office/word/2010/wordprocessingInk" xmlns:wne="http://schemas.microsoft.com/office/word/2006/wordml" xmlns:wps="http://schemas.microsoft.com/office/word/2010/wordprocessingShape" mc:Ignorable="w14 w15 w16se w16cid w16 w16cex w16sdtdh w16sdtfl w16du wp14">
+<w:document xmlns:wpc="http://schemas.microsoft.com/office/word/2010/wordprocessingCanvas" xmlns:cx="http://schemas.microsoft.com/office/drawing/2014/chartex" xmlns:cx1="http://schemas.microsoft.com/office/drawing/2015/9/8/chartex" xmlns:cx2="http://schemas.microsoft.com/office/drawing/2015/10/21/chartex" xmlns:cx3="http://schemas.microsoft.com/office/drawing/2016/5/9/chartex" xmlns:cx4="http://schemas.microsoft.com/office/drawing/2016/5/10/chartex" xmlns:cx5="http://schemas.microsoft.com/office/drawing/2016/5/11/chartex" xmlns:cx6="http://schemas.microsoft.com/office/drawing/2016/5/12/chartex" xmlns:cx7="http://schemas.microsoft.com/office/drawing/2016/5/13/chartex" xmlns:cx8="http://schemas.microsoft.com/office/drawing/2016/5/14/chartex" xmlns:mc="http://schemas.openxmlformats.org/markup-compatibility/2006" xmlns:aink="http://schemas.microsoft.com/office/drawing/2016/ink" xmlns:am3d="http://schemas.microsoft.com/office/drawing/2017/model3d" xmlns:o="urn:schemas-microsoft-com:office:office" xmlns:oel="http://schemas.microsoft.com/office/2019/extlst" xmlns:r="http://schemas.openxmlformats.org/officeDocument/2006/relationships" xmlns:m="http://schemas.openxmlformats.org/officeDocument/2006/math" xmlns:v="urn:schemas-microsoft-com:vml" xmlns:wp14="http://schemas.microsoft.com/office/word/2010/wordprocessingDrawing" xmlns:wp="http://schemas.openxmlformats.org/drawingml/2006/wordprocessingDrawing" xmlns:w10="urn:schemas-microsoft-com:office:word" xmlns:w="http://schemas.openxmlformats.org/wordprocessingml/2006/main" xmlns:w14="http://schemas.microsoft.com/office/word/2010/wordml" xmlns:w15="http://schemas.microsoft.com/office/word/2012/wordml" xmlns:w16cex="http://schemas.microsoft.com/office/word/2018/wordml/cex" xmlns:w16cid="http://schemas.microsoft.com/office/word/2016/wordml/cid" xmlns:w16="http://schemas.microsoft.com/office/word/2018/wordml" xmlns:w16sdtdh="http://schemas.microsoft.com/office/word/2020/wordml/sdtdatahash" xmlns:w16se="http://schemas.microsoft.com/office/word/2015/wordml/symex" xmlns:wpg="http://schemas.microsoft.com/office/word/2010/wordprocessingGroup" xmlns:wpi="http://schemas.microsoft.com/office/word/2010/wordprocessingInk" xmlns:wne="http://schemas.microsoft.com/office/word/2006/wordml" xmlns:wps="http://schemas.microsoft.com/office/word/2010/wordprocessingShape" mc:Ignorable="w14 w15 w16se w16cid w16 w16cex w16sdtdh wp14">
   <w:body>
     <w:p>
       <w:pPr>
@@ -588,25 +588,82 @@
         </w:tabs>
       </w:pPr>
       <w:r>
-        <w:tab/>
-      </w:r>
-    </w:p>
-    <w:p>
-      <w:pPr>
-        <w:tabs>
-          <w:tab w:val="left" w:leader="dot" w:pos="9072"/>
-        </w:tabs>
-      </w:pPr>
-      <w:r>
-        <w:tab/>
+        <w:t>Header : Continent le type de jeton et l’algorithme utilisé pour la signature,</w:t>
+      </w:r>
+      <w:r>
+        <w:t xml:space="preserve"> </w:t>
+      </w:r>
+      <w:proofErr w:type="gramStart"/>
+      <w:r>
+        <w:t>Ca</w:t>
+      </w:r>
+      <w:proofErr w:type="gramEnd"/>
+      <w:r>
+        <w:t xml:space="preserve"> indique au serveur comment vérifier la signature du jeton</w:t>
+      </w:r>
+      <w:r>
+        <w:t xml:space="preserve"> et définit le format de contenu</w:t>
       </w:r>
     </w:p>
     <w:p>
       <w:pPr>
         <w:pStyle w:val="answerslines"/>
       </w:pPr>
-      <w:r>
-        <w:tab/>
+      <w:proofErr w:type="spellStart"/>
+      <w:r>
+        <w:t>Payload</w:t>
+      </w:r>
+      <w:proofErr w:type="spellEnd"/>
+      <w:r>
+        <w:t xml:space="preserve"> : Contient les données à transmettre perms, </w:t>
+      </w:r>
+      <w:proofErr w:type="spellStart"/>
+      <w:r>
+        <w:t>roles</w:t>
+      </w:r>
+      <w:proofErr w:type="spellEnd"/>
+      <w:r>
+        <w:t xml:space="preserve"> et date d’expiration, sert </w:t>
+      </w:r>
+      <w:proofErr w:type="gramStart"/>
+      <w:r>
+        <w:t>a</w:t>
+      </w:r>
+      <w:proofErr w:type="gramEnd"/>
+      <w:r>
+        <w:t xml:space="preserve"> transporter les </w:t>
+      </w:r>
+      <w:proofErr w:type="spellStart"/>
+      <w:r>
+        <w:t>les</w:t>
+      </w:r>
+      <w:proofErr w:type="spellEnd"/>
+      <w:r>
+        <w:t xml:space="preserve"> infos d’</w:t>
+      </w:r>
+      <w:proofErr w:type="spellStart"/>
+      <w:r>
+        <w:t>auth</w:t>
+      </w:r>
+      <w:proofErr w:type="spellEnd"/>
+      <w:r>
+        <w:t xml:space="preserve"> et à éviter des </w:t>
+      </w:r>
+      <w:proofErr w:type="spellStart"/>
+      <w:r>
+        <w:t>refaires</w:t>
+      </w:r>
+      <w:proofErr w:type="spellEnd"/>
+      <w:r>
+        <w:t xml:space="preserve"> des </w:t>
+      </w:r>
+      <w:proofErr w:type="spellStart"/>
+      <w:r>
+        <w:t>requetes</w:t>
+      </w:r>
+      <w:proofErr w:type="spellEnd"/>
+      <w:r>
+        <w:t xml:space="preserve"> DB pour chaque action</w:t>
       </w:r>
     </w:p>
     <w:p>
@@ -810,6 +867,9 @@
         <w:ind w:left="530"/>
       </w:pPr>
       <w:r>
+        <w:rPr>
+          <w:noProof/>
+        </w:rPr>
         <w:drawing>
           <wp:inline distT="0" distB="0" distL="0" distR="0" wp14:anchorId="7B2CF405" wp14:editId="1FB7E7C8">
             <wp:extent cx="5731510" cy="478790"/>
@@ -1113,7 +1173,7 @@
 </file>
 
 <file path=word/endnotes.xml><?xml version="1.0" encoding="utf-8"?>
-<w:endnotes xmlns:wpc="http://schemas.microsoft.com/office/word/2010/wordprocessingCanvas" xmlns:cx="http://schemas.microsoft.com/office/drawing/2014/chartex" xmlns:cx1="http://schemas.microsoft.com/office/drawing/2015/9/8/chartex" xmlns:cx2="http://schemas.microsoft.com/office/drawing/2015/10/21/chartex" xmlns:cx3="http://schemas.microsoft.com/office/drawing/2016/5/9/chartex" xmlns:cx4="http://schemas.microsoft.com/office/drawing/2016/5/10/chartex" xmlns:cx5="http://schemas.microsoft.com/office/drawing/2016/5/11/chartex" xmlns:cx6="http://schemas.microsoft.com/office/drawing/2016/5/12/chartex" xmlns:cx7="http://schemas.microsoft.com/office/drawing/2016/5/13/chartex" xmlns:cx8="http://schemas.microsoft.com/office/drawing/2016/5/14/chartex" xmlns:mc="http://schemas.openxmlformats.org/markup-compatibility/2006" xmlns:aink="http://schemas.microsoft.com/office/drawing/2016/ink" xmlns:am3d="http://schemas.microsoft.com/office/drawing/2017/model3d" xmlns:o="urn:schemas-microsoft-com:office:office" xmlns:oel="http://schemas.microsoft.com/office/2019/extlst" xmlns:r="http://schemas.openxmlformats.org/officeDocument/2006/relationships" xmlns:m="http://schemas.openxmlformats.org/officeDocument/2006/math" xmlns:v="urn:schemas-microsoft-com:vml" xmlns:wp14="http://schemas.microsoft.com/office/word/2010/wordprocessingDrawing" xmlns:wp="http://schemas.openxmlformats.org/drawingml/2006/wordprocessingDrawing" xmlns:w10="urn:schemas-microsoft-com:office:word" xmlns:w="http://schemas.openxmlformats.org/wordprocessingml/2006/main" xmlns:w14="http://schemas.microsoft.com/office/word/2010/wordml" xmlns:w15="http://schemas.microsoft.com/office/word/2012/wordml" xmlns:w16cex="http://schemas.microsoft.com/office/word/2018/wordml/cex" xmlns:w16cid="http://schemas.microsoft.com/office/word/2016/wordml/cid" xmlns:w16="http://schemas.microsoft.com/office/word/2018/wordml" xmlns:w16du="http://schemas.microsoft.com/office/word/2023/wordml/word16du" xmlns:w16sdtdh="http://schemas.microsoft.com/office/word/2020/wordml/sdtdatahash" xmlns:w16sdtfl="http://schemas.microsoft.com/office/word/2024/wordml/sdtformatlock" xmlns:w16se="http://schemas.microsoft.com/office/word/2015/wordml/symex" xmlns:wpg="http://schemas.microsoft.com/office/word/2010/wordprocessingGroup" xmlns:wpi="http://schemas.microsoft.com/office/word/2010/wordprocessingInk" xmlns:wne="http://schemas.microsoft.com/office/word/2006/wordml" xmlns:wps="http://schemas.microsoft.com/office/word/2010/wordprocessingShape" mc:Ignorable="w14 w15 w16se w16cid w16 w16cex w16sdtdh w16sdtfl w16du wp14">
+<w:endnotes xmlns:wpc="http://schemas.microsoft.com/office/word/2010/wordprocessingCanvas" xmlns:cx="http://schemas.microsoft.com/office/drawing/2014/chartex" xmlns:cx1="http://schemas.microsoft.com/office/drawing/2015/9/8/chartex" xmlns:cx2="http://schemas.microsoft.com/office/drawing/2015/10/21/chartex" xmlns:cx3="http://schemas.microsoft.com/office/drawing/2016/5/9/chartex" xmlns:cx4="http://schemas.microsoft.com/office/drawing/2016/5/10/chartex" xmlns:cx5="http://schemas.microsoft.com/office/drawing/2016/5/11/chartex" xmlns:cx6="http://schemas.microsoft.com/office/drawing/2016/5/12/chartex" xmlns:cx7="http://schemas.microsoft.com/office/drawing/2016/5/13/chartex" xmlns:cx8="http://schemas.microsoft.com/office/drawing/2016/5/14/chartex" xmlns:mc="http://schemas.openxmlformats.org/markup-compatibility/2006" xmlns:aink="http://schemas.microsoft.com/office/drawing/2016/ink" xmlns:am3d="http://schemas.microsoft.com/office/drawing/2017/model3d" xmlns:o="urn:schemas-microsoft-com:office:office" xmlns:oel="http://schemas.microsoft.com/office/2019/extlst" xmlns:r="http://schemas.openxmlformats.org/officeDocument/2006/relationships" xmlns:m="http://schemas.openxmlformats.org/officeDocument/2006/math" xmlns:v="urn:schemas-microsoft-com:vml" xmlns:wp14="http://schemas.microsoft.com/office/word/2010/wordprocessingDrawing" xmlns:wp="http://schemas.openxmlformats.org/drawingml/2006/wordprocessingDrawing" xmlns:w10="urn:schemas-microsoft-com:office:word" xmlns:w="http://schemas.openxmlformats.org/wordprocessingml/2006/main" xmlns:w14="http://schemas.microsoft.com/office/word/2010/wordml" xmlns:w15="http://schemas.microsoft.com/office/word/2012/wordml" xmlns:w16cex="http://schemas.microsoft.com/office/word/2018/wordml/cex" xmlns:w16cid="http://schemas.microsoft.com/office/word/2016/wordml/cid" xmlns:w16="http://schemas.microsoft.com/office/word/2018/wordml" xmlns:w16sdtdh="http://schemas.microsoft.com/office/word/2020/wordml/sdtdatahash" xmlns:w16se="http://schemas.microsoft.com/office/word/2015/wordml/symex" xmlns:wpg="http://schemas.microsoft.com/office/word/2010/wordprocessingGroup" xmlns:wpi="http://schemas.microsoft.com/office/word/2010/wordprocessingInk" xmlns:wne="http://schemas.microsoft.com/office/word/2006/wordml" xmlns:wps="http://schemas.microsoft.com/office/word/2010/wordprocessingShape" mc:Ignorable="w14 w15 w16se w16cid w16 w16cex w16sdtdh wp14">
   <w:endnote w:type="separator" w:id="-1">
     <w:p>
       <w:pPr>
@@ -1138,7 +1198,7 @@
 </file>
 
 <file path=word/footer1.xml><?xml version="1.0" encoding="utf-8"?>
-<w:ftr xmlns:wpc="http://schemas.microsoft.com/office/word/2010/wordprocessingCanvas" xmlns:cx="http://schemas.microsoft.com/office/drawing/2014/chartex" xmlns:cx1="http://schemas.microsoft.com/office/drawing/2015/9/8/chartex" xmlns:cx2="http://schemas.microsoft.com/office/drawing/2015/10/21/chartex" xmlns:cx3="http://schemas.microsoft.com/office/drawing/2016/5/9/chartex" xmlns:cx4="http://schemas.microsoft.com/office/drawing/2016/5/10/chartex" xmlns:cx5="http://schemas.microsoft.com/office/drawing/2016/5/11/chartex" xmlns:cx6="http://schemas.microsoft.com/office/drawing/2016/5/12/chartex" xmlns:cx7="http://schemas.microsoft.com/office/drawing/2016/5/13/chartex" xmlns:cx8="http://schemas.microsoft.com/office/drawing/2016/5/14/chartex" xmlns:mc="http://schemas.openxmlformats.org/markup-compatibility/2006" xmlns:aink="http://schemas.microsoft.com/office/drawing/2016/ink" xmlns:am3d="http://schemas.microsoft.com/office/drawing/2017/model3d" xmlns:o="urn:schemas-microsoft-com:office:office" xmlns:oel="http://schemas.microsoft.com/office/2019/extlst" xmlns:r="http://schemas.openxmlformats.org/officeDocument/2006/relationships" xmlns:m="http://schemas.openxmlformats.org/officeDocument/2006/math" xmlns:v="urn:schemas-microsoft-com:vml" xmlns:wp14="http://schemas.microsoft.com/office/word/2010/wordprocessingDrawing" xmlns:wp="http://schemas.openxmlformats.org/drawingml/2006/wordprocessingDrawing" xmlns:w10="urn:schemas-microsoft-com:office:word" xmlns:w="http://schemas.openxmlformats.org/wordprocessingml/2006/main" xmlns:w14="http://schemas.microsoft.com/office/word/2010/wordml" xmlns:w15="http://schemas.microsoft.com/office/word/2012/wordml" xmlns:w16cex="http://schemas.microsoft.com/office/word/2018/wordml/cex" xmlns:w16cid="http://schemas.microsoft.com/office/word/2016/wordml/cid" xmlns:w16="http://schemas.microsoft.com/office/word/2018/wordml" xmlns:w16du="http://schemas.microsoft.com/office/word/2023/wordml/word16du" xmlns:w16sdtdh="http://schemas.microsoft.com/office/word/2020/wordml/sdtdatahash" xmlns:w16sdtfl="http://schemas.microsoft.com/office/word/2024/wordml/sdtformatlock" xmlns:w16se="http://schemas.microsoft.com/office/word/2015/wordml/symex" xmlns:wpg="http://schemas.microsoft.com/office/word/2010/wordprocessingGroup" xmlns:wpi="http://schemas.microsoft.com/office/word/2010/wordprocessingInk" xmlns:wne="http://schemas.microsoft.com/office/word/2006/wordml" xmlns:wps="http://schemas.microsoft.com/office/word/2010/wordprocessingShape" mc:Ignorable="w14 w15 w16se w16cid w16 w16cex w16sdtdh w16sdtfl w16du wp14">
+<w:ftr xmlns:wpc="http://schemas.microsoft.com/office/word/2010/wordprocessingCanvas" xmlns:cx="http://schemas.microsoft.com/office/drawing/2014/chartex" xmlns:cx1="http://schemas.microsoft.com/office/drawing/2015/9/8/chartex" xmlns:cx2="http://schemas.microsoft.com/office/drawing/2015/10/21/chartex" xmlns:cx3="http://schemas.microsoft.com/office/drawing/2016/5/9/chartex" xmlns:cx4="http://schemas.microsoft.com/office/drawing/2016/5/10/chartex" xmlns:cx5="http://schemas.microsoft.com/office/drawing/2016/5/11/chartex" xmlns:cx6="http://schemas.microsoft.com/office/drawing/2016/5/12/chartex" xmlns:cx7="http://schemas.microsoft.com/office/drawing/2016/5/13/chartex" xmlns:cx8="http://schemas.microsoft.com/office/drawing/2016/5/14/chartex" xmlns:mc="http://schemas.openxmlformats.org/markup-compatibility/2006" xmlns:aink="http://schemas.microsoft.com/office/drawing/2016/ink" xmlns:am3d="http://schemas.microsoft.com/office/drawing/2017/model3d" xmlns:o="urn:schemas-microsoft-com:office:office" xmlns:oel="http://schemas.microsoft.com/office/2019/extlst" xmlns:r="http://schemas.openxmlformats.org/officeDocument/2006/relationships" xmlns:m="http://schemas.openxmlformats.org/officeDocument/2006/math" xmlns:v="urn:schemas-microsoft-com:vml" xmlns:wp14="http://schemas.microsoft.com/office/word/2010/wordprocessingDrawing" xmlns:wp="http://schemas.openxmlformats.org/drawingml/2006/wordprocessingDrawing" xmlns:w10="urn:schemas-microsoft-com:office:word" xmlns:w="http://schemas.openxmlformats.org/wordprocessingml/2006/main" xmlns:w14="http://schemas.microsoft.com/office/word/2010/wordml" xmlns:w15="http://schemas.microsoft.com/office/word/2012/wordml" xmlns:w16cex="http://schemas.microsoft.com/office/word/2018/wordml/cex" xmlns:w16cid="http://schemas.microsoft.com/office/word/2016/wordml/cid" xmlns:w16="http://schemas.microsoft.com/office/word/2018/wordml" xmlns:w16sdtdh="http://schemas.microsoft.com/office/word/2020/wordml/sdtdatahash" xmlns:w16se="http://schemas.microsoft.com/office/word/2015/wordml/symex" xmlns:wpg="http://schemas.microsoft.com/office/word/2010/wordprocessingGroup" xmlns:wpi="http://schemas.microsoft.com/office/word/2010/wordprocessingInk" xmlns:wne="http://schemas.microsoft.com/office/word/2006/wordml" xmlns:wps="http://schemas.microsoft.com/office/word/2010/wordprocessingShape" mc:Ignorable="w14 w15 w16se w16cid w16 w16cex w16sdtdh wp14">
   <w:tbl>
     <w:tblPr>
       <w:tblW w:w="5000" w:type="pct"/>
@@ -1411,7 +1471,7 @@
 </file>
 
 <file path=word/footnotes.xml><?xml version="1.0" encoding="utf-8"?>
-<w:footnotes xmlns:wpc="http://schemas.microsoft.com/office/word/2010/wordprocessingCanvas" xmlns:cx="http://schemas.microsoft.com/office/drawing/2014/chartex" xmlns:cx1="http://schemas.microsoft.com/office/drawing/2015/9/8/chartex" xmlns:cx2="http://schemas.microsoft.com/office/drawing/2015/10/21/chartex" xmlns:cx3="http://schemas.microsoft.com/office/drawing/2016/5/9/chartex" xmlns:cx4="http://schemas.microsoft.com/office/drawing/2016/5/10/chartex" xmlns:cx5="http://schemas.microsoft.com/office/drawing/2016/5/11/chartex" xmlns:cx6="http://schemas.microsoft.com/office/drawing/2016/5/12/chartex" xmlns:cx7="http://schemas.microsoft.com/office/drawing/2016/5/13/chartex" xmlns:cx8="http://schemas.microsoft.com/office/drawing/2016/5/14/chartex" xmlns:mc="http://schemas.openxmlformats.org/markup-compatibility/2006" xmlns:aink="http://schemas.microsoft.com/office/drawing/2016/ink" xmlns:am3d="http://schemas.microsoft.com/office/drawing/2017/model3d" xmlns:o="urn:schemas-microsoft-com:office:office" xmlns:oel="http://schemas.microsoft.com/office/2019/extlst" xmlns:r="http://schemas.openxmlformats.org/officeDocument/2006/relationships" xmlns:m="http://schemas.openxmlformats.org/officeDocument/2006/math" xmlns:v="urn:schemas-microsoft-com:vml" xmlns:wp14="http://schemas.microsoft.com/office/word/2010/wordprocessingDrawing" xmlns:wp="http://schemas.openxmlformats.org/drawingml/2006/wordprocessingDrawing" xmlns:w10="urn:schemas-microsoft-com:office:word" xmlns:w="http://schemas.openxmlformats.org/wordprocessingml/2006/main" xmlns:w14="http://schemas.microsoft.com/office/word/2010/wordml" xmlns:w15="http://schemas.microsoft.com/office/word/2012/wordml" xmlns:w16cex="http://schemas.microsoft.com/office/word/2018/wordml/cex" xmlns:w16cid="http://schemas.microsoft.com/office/word/2016/wordml/cid" xmlns:w16="http://schemas.microsoft.com/office/word/2018/wordml" xmlns:w16du="http://schemas.microsoft.com/office/word/2023/wordml/word16du" xmlns:w16sdtdh="http://schemas.microsoft.com/office/word/2020/wordml/sdtdatahash" xmlns:w16sdtfl="http://schemas.microsoft.com/office/word/2024/wordml/sdtformatlock" xmlns:w16se="http://schemas.microsoft.com/office/word/2015/wordml/symex" xmlns:wpg="http://schemas.microsoft.com/office/word/2010/wordprocessingGroup" xmlns:wpi="http://schemas.microsoft.com/office/word/2010/wordprocessingInk" xmlns:wne="http://schemas.microsoft.com/office/word/2006/wordml" xmlns:wps="http://schemas.microsoft.com/office/word/2010/wordprocessingShape" mc:Ignorable="w14 w15 w16se w16cid w16 w16cex w16sdtdh w16sdtfl w16du wp14">
+<w:footnotes xmlns:wpc="http://schemas.microsoft.com/office/word/2010/wordprocessingCanvas" xmlns:cx="http://schemas.microsoft.com/office/drawing/2014/chartex" xmlns:cx1="http://schemas.microsoft.com/office/drawing/2015/9/8/chartex" xmlns:cx2="http://schemas.microsoft.com/office/drawing/2015/10/21/chartex" xmlns:cx3="http://schemas.microsoft.com/office/drawing/2016/5/9/chartex" xmlns:cx4="http://schemas.microsoft.com/office/drawing/2016/5/10/chartex" xmlns:cx5="http://schemas.microsoft.com/office/drawing/2016/5/11/chartex" xmlns:cx6="http://schemas.microsoft.com/office/drawing/2016/5/12/chartex" xmlns:cx7="http://schemas.microsoft.com/office/drawing/2016/5/13/chartex" xmlns:cx8="http://schemas.microsoft.com/office/drawing/2016/5/14/chartex" xmlns:mc="http://schemas.openxmlformats.org/markup-compatibility/2006" xmlns:aink="http://schemas.microsoft.com/office/drawing/2016/ink" xmlns:am3d="http://schemas.microsoft.com/office/drawing/2017/model3d" xmlns:o="urn:schemas-microsoft-com:office:office" xmlns:oel="http://schemas.microsoft.com/office/2019/extlst" xmlns:r="http://schemas.openxmlformats.org/officeDocument/2006/relationships" xmlns:m="http://schemas.openxmlformats.org/officeDocument/2006/math" xmlns:v="urn:schemas-microsoft-com:vml" xmlns:wp14="http://schemas.microsoft.com/office/word/2010/wordprocessingDrawing" xmlns:wp="http://schemas.openxmlformats.org/drawingml/2006/wordprocessingDrawing" xmlns:w10="urn:schemas-microsoft-com:office:word" xmlns:w="http://schemas.openxmlformats.org/wordprocessingml/2006/main" xmlns:w14="http://schemas.microsoft.com/office/word/2010/wordml" xmlns:w15="http://schemas.microsoft.com/office/word/2012/wordml" xmlns:w16cex="http://schemas.microsoft.com/office/word/2018/wordml/cex" xmlns:w16cid="http://schemas.microsoft.com/office/word/2016/wordml/cid" xmlns:w16="http://schemas.microsoft.com/office/word/2018/wordml" xmlns:w16sdtdh="http://schemas.microsoft.com/office/word/2020/wordml/sdtdatahash" xmlns:w16se="http://schemas.microsoft.com/office/word/2015/wordml/symex" xmlns:wpg="http://schemas.microsoft.com/office/word/2010/wordprocessingGroup" xmlns:wpi="http://schemas.microsoft.com/office/word/2010/wordprocessingInk" xmlns:wne="http://schemas.microsoft.com/office/word/2006/wordml" xmlns:wps="http://schemas.microsoft.com/office/word/2010/wordprocessingShape" mc:Ignorable="w14 w15 w16se w16cid w16 w16cex w16sdtdh wp14">
   <w:footnote w:type="separator" w:id="-1">
     <w:p>
       <w:pPr>
@@ -1436,7 +1496,7 @@
 </file>
 
 <file path=word/header1.xml><?xml version="1.0" encoding="utf-8"?>
-<w:hdr xmlns:wpc="http://schemas.microsoft.com/office/word/2010/wordprocessingCanvas" xmlns:cx="http://schemas.microsoft.com/office/drawing/2014/chartex" xmlns:cx1="http://schemas.microsoft.com/office/drawing/2015/9/8/chartex" xmlns:cx2="http://schemas.microsoft.com/office/drawing/2015/10/21/chartex" xmlns:cx3="http://schemas.microsoft.com/office/drawing/2016/5/9/chartex" xmlns:cx4="http://schemas.microsoft.com/office/drawing/2016/5/10/chartex" xmlns:cx5="http://schemas.microsoft.com/office/drawing/2016/5/11/chartex" xmlns:cx6="http://schemas.microsoft.com/office/drawing/2016/5/12/chartex" xmlns:cx7="http://schemas.microsoft.com/office/drawing/2016/5/13/chartex" xmlns:cx8="http://schemas.microsoft.com/office/drawing/2016/5/14/chartex" xmlns:mc="http://schemas.openxmlformats.org/markup-compatibility/2006" xmlns:aink="http://schemas.microsoft.com/office/drawing/2016/ink" xmlns:am3d="http://schemas.microsoft.com/office/drawing/2017/model3d" xmlns:o="urn:schemas-microsoft-com:office:office" xmlns:oel="http://schemas.microsoft.com/office/2019/extlst" xmlns:r="http://schemas.openxmlformats.org/officeDocument/2006/relationships" xmlns:m="http://schemas.openxmlformats.org/officeDocument/2006/math" xmlns:v="urn:schemas-microsoft-com:vml" xmlns:wp14="http://schemas.microsoft.com/office/word/2010/wordprocessingDrawing" xmlns:wp="http://schemas.openxmlformats.org/drawingml/2006/wordprocessingDrawing" xmlns:w10="urn:schemas-microsoft-com:office:word" xmlns:w="http://schemas.openxmlformats.org/wordprocessingml/2006/main" xmlns:w14="http://schemas.microsoft.com/office/word/2010/wordml" xmlns:w15="http://schemas.microsoft.com/office/word/2012/wordml" xmlns:w16cex="http://schemas.microsoft.com/office/word/2018/wordml/cex" xmlns:w16cid="http://schemas.microsoft.com/office/word/2016/wordml/cid" xmlns:w16="http://schemas.microsoft.com/office/word/2018/wordml" xmlns:w16du="http://schemas.microsoft.com/office/word/2023/wordml/word16du" xmlns:w16sdtdh="http://schemas.microsoft.com/office/word/2020/wordml/sdtdatahash" xmlns:w16sdtfl="http://schemas.microsoft.com/office/word/2024/wordml/sdtformatlock" xmlns:w16se="http://schemas.microsoft.com/office/word/2015/wordml/symex" xmlns:wpg="http://schemas.microsoft.com/office/word/2010/wordprocessingGroup" xmlns:wpi="http://schemas.microsoft.com/office/word/2010/wordprocessingInk" xmlns:wne="http://schemas.microsoft.com/office/word/2006/wordml" xmlns:wps="http://schemas.microsoft.com/office/word/2010/wordprocessingShape" mc:Ignorable="w14 w15 w16se w16cid w16 w16cex w16sdtdh w16sdtfl w16du wp14">
+<w:hdr xmlns:wpc="http://schemas.microsoft.com/office/word/2010/wordprocessingCanvas" xmlns:cx="http://schemas.microsoft.com/office/drawing/2014/chartex" xmlns:cx1="http://schemas.microsoft.com/office/drawing/2015/9/8/chartex" xmlns:cx2="http://schemas.microsoft.com/office/drawing/2015/10/21/chartex" xmlns:cx3="http://schemas.microsoft.com/office/drawing/2016/5/9/chartex" xmlns:cx4="http://schemas.microsoft.com/office/drawing/2016/5/10/chartex" xmlns:cx5="http://schemas.microsoft.com/office/drawing/2016/5/11/chartex" xmlns:cx6="http://schemas.microsoft.com/office/drawing/2016/5/12/chartex" xmlns:cx7="http://schemas.microsoft.com/office/drawing/2016/5/13/chartex" xmlns:cx8="http://schemas.microsoft.com/office/drawing/2016/5/14/chartex" xmlns:mc="http://schemas.openxmlformats.org/markup-compatibility/2006" xmlns:aink="http://schemas.microsoft.com/office/drawing/2016/ink" xmlns:am3d="http://schemas.microsoft.com/office/drawing/2017/model3d" xmlns:o="urn:schemas-microsoft-com:office:office" xmlns:oel="http://schemas.microsoft.com/office/2019/extlst" xmlns:r="http://schemas.openxmlformats.org/officeDocument/2006/relationships" xmlns:m="http://schemas.openxmlformats.org/officeDocument/2006/math" xmlns:v="urn:schemas-microsoft-com:vml" xmlns:wp14="http://schemas.microsoft.com/office/word/2010/wordprocessingDrawing" xmlns:wp="http://schemas.openxmlformats.org/drawingml/2006/wordprocessingDrawing" xmlns:w10="urn:schemas-microsoft-com:office:word" xmlns:w="http://schemas.openxmlformats.org/wordprocessingml/2006/main" xmlns:w14="http://schemas.microsoft.com/office/word/2010/wordml" xmlns:w15="http://schemas.microsoft.com/office/word/2012/wordml" xmlns:w16cex="http://schemas.microsoft.com/office/word/2018/wordml/cex" xmlns:w16cid="http://schemas.microsoft.com/office/word/2016/wordml/cid" xmlns:w16="http://schemas.microsoft.com/office/word/2018/wordml" xmlns:w16sdtdh="http://schemas.microsoft.com/office/word/2020/wordml/sdtdatahash" xmlns:w16se="http://schemas.microsoft.com/office/word/2015/wordml/symex" xmlns:wpg="http://schemas.microsoft.com/office/word/2010/wordprocessingGroup" xmlns:wpi="http://schemas.microsoft.com/office/word/2010/wordprocessingInk" xmlns:wne="http://schemas.microsoft.com/office/word/2006/wordml" xmlns:wps="http://schemas.microsoft.com/office/word/2010/wordprocessingShape" mc:Ignorable="w14 w15 w16se w16cid w16 w16cex w16sdtdh wp14">
   <w:tbl>
     <w:tblPr>
       <w:tblW w:w="5000" w:type="pct"/>
@@ -1647,7 +1707,7 @@
 </file>
 
 <file path=word/numbering.xml><?xml version="1.0" encoding="utf-8"?>
-<w:numbering xmlns:wpc="http://schemas.microsoft.com/office/word/2010/wordprocessingCanvas" xmlns:cx="http://schemas.microsoft.com/office/drawing/2014/chartex" xmlns:cx1="http://schemas.microsoft.com/office/drawing/2015/9/8/chartex" xmlns:cx2="http://schemas.microsoft.com/office/drawing/2015/10/21/chartex" xmlns:cx3="http://schemas.microsoft.com/office/drawing/2016/5/9/chartex" xmlns:cx4="http://schemas.microsoft.com/office/drawing/2016/5/10/chartex" xmlns:cx5="http://schemas.microsoft.com/office/drawing/2016/5/11/chartex" xmlns:cx6="http://schemas.microsoft.com/office/drawing/2016/5/12/chartex" xmlns:cx7="http://schemas.microsoft.com/office/drawing/2016/5/13/chartex" xmlns:cx8="http://schemas.microsoft.com/office/drawing/2016/5/14/chartex" xmlns:mc="http://schemas.openxmlformats.org/markup-compatibility/2006" xmlns:aink="http://schemas.microsoft.com/office/drawing/2016/ink" xmlns:am3d="http://schemas.microsoft.com/office/drawing/2017/model3d" xmlns:o="urn:schemas-microsoft-com:office:office" xmlns:oel="http://schemas.microsoft.com/office/2019/extlst" xmlns:r="http://schemas.openxmlformats.org/officeDocument/2006/relationships" xmlns:m="http://schemas.openxmlformats.org/officeDocument/2006/math" xmlns:v="urn:schemas-microsoft-com:vml" xmlns:wp14="http://schemas.microsoft.com/office/word/2010/wordprocessingDrawing" xmlns:wp="http://schemas.openxmlformats.org/drawingml/2006/wordprocessingDrawing" xmlns:w10="urn:schemas-microsoft-com:office:word" xmlns:w="http://schemas.openxmlformats.org/wordprocessingml/2006/main" xmlns:w14="http://schemas.microsoft.com/office/word/2010/wordml" xmlns:w15="http://schemas.microsoft.com/office/word/2012/wordml" xmlns:w16cex="http://schemas.microsoft.com/office/word/2018/wordml/cex" xmlns:w16cid="http://schemas.microsoft.com/office/word/2016/wordml/cid" xmlns:w16="http://schemas.microsoft.com/office/word/2018/wordml" xmlns:w16du="http://schemas.microsoft.com/office/word/2023/wordml/word16du" xmlns:w16sdtdh="http://schemas.microsoft.com/office/word/2020/wordml/sdtdatahash" xmlns:w16sdtfl="http://schemas.microsoft.com/office/word/2024/wordml/sdtformatlock" xmlns:w16se="http://schemas.microsoft.com/office/word/2015/wordml/symex" xmlns:wpg="http://schemas.microsoft.com/office/word/2010/wordprocessingGroup" xmlns:wpi="http://schemas.microsoft.com/office/word/2010/wordprocessingInk" xmlns:wne="http://schemas.microsoft.com/office/word/2006/wordml" xmlns:wps="http://schemas.microsoft.com/office/word/2010/wordprocessingShape" mc:Ignorable="w14 w15 w16se w16cid w16 w16cex w16sdtdh w16sdtfl w16du wp14">
+<w:numbering xmlns:wpc="http://schemas.microsoft.com/office/word/2010/wordprocessingCanvas" xmlns:cx="http://schemas.microsoft.com/office/drawing/2014/chartex" xmlns:cx1="http://schemas.microsoft.com/office/drawing/2015/9/8/chartex" xmlns:cx2="http://schemas.microsoft.com/office/drawing/2015/10/21/chartex" xmlns:cx3="http://schemas.microsoft.com/office/drawing/2016/5/9/chartex" xmlns:cx4="http://schemas.microsoft.com/office/drawing/2016/5/10/chartex" xmlns:cx5="http://schemas.microsoft.com/office/drawing/2016/5/11/chartex" xmlns:cx6="http://schemas.microsoft.com/office/drawing/2016/5/12/chartex" xmlns:cx7="http://schemas.microsoft.com/office/drawing/2016/5/13/chartex" xmlns:cx8="http://schemas.microsoft.com/office/drawing/2016/5/14/chartex" xmlns:mc="http://schemas.openxmlformats.org/markup-compatibility/2006" xmlns:aink="http://schemas.microsoft.com/office/drawing/2016/ink" xmlns:am3d="http://schemas.microsoft.com/office/drawing/2017/model3d" xmlns:o="urn:schemas-microsoft-com:office:office" xmlns:oel="http://schemas.microsoft.com/office/2019/extlst" xmlns:r="http://schemas.openxmlformats.org/officeDocument/2006/relationships" xmlns:m="http://schemas.openxmlformats.org/officeDocument/2006/math" xmlns:v="urn:schemas-microsoft-com:vml" xmlns:wp14="http://schemas.microsoft.com/office/word/2010/wordprocessingDrawing" xmlns:wp="http://schemas.openxmlformats.org/drawingml/2006/wordprocessingDrawing" xmlns:w10="urn:schemas-microsoft-com:office:word" xmlns:w="http://schemas.openxmlformats.org/wordprocessingml/2006/main" xmlns:w14="http://schemas.microsoft.com/office/word/2010/wordml" xmlns:w15="http://schemas.microsoft.com/office/word/2012/wordml" xmlns:w16cex="http://schemas.microsoft.com/office/word/2018/wordml/cex" xmlns:w16cid="http://schemas.microsoft.com/office/word/2016/wordml/cid" xmlns:w16="http://schemas.microsoft.com/office/word/2018/wordml" xmlns:w16sdtdh="http://schemas.microsoft.com/office/word/2020/wordml/sdtdatahash" xmlns:w16se="http://schemas.microsoft.com/office/word/2015/wordml/symex" xmlns:wpg="http://schemas.microsoft.com/office/word/2010/wordprocessingGroup" xmlns:wpi="http://schemas.microsoft.com/office/word/2010/wordprocessingInk" xmlns:wne="http://schemas.microsoft.com/office/word/2006/wordml" xmlns:wps="http://schemas.microsoft.com/office/word/2010/wordprocessingShape" mc:Ignorable="w14 w15 w16se w16cid w16 w16cex w16sdtdh wp14">
   <w:abstractNum w:abstractNumId="0" w15:restartNumberingAfterBreak="0">
     <w:nsid w:val="519C12F7"/>
     <w:multiLevelType w:val="multilevel"/>
@@ -1862,7 +1922,7 @@
 </file>
 
 <file path=word/styles.xml><?xml version="1.0" encoding="utf-8"?>
-<w:styles xmlns:mc="http://schemas.openxmlformats.org/markup-compatibility/2006" xmlns:r="http://schemas.openxmlformats.org/officeDocument/2006/relationships" xmlns:w="http://schemas.openxmlformats.org/wordprocessingml/2006/main" xmlns:w14="http://schemas.microsoft.com/office/word/2010/wordml" xmlns:w15="http://schemas.microsoft.com/office/word/2012/wordml" xmlns:w16cex="http://schemas.microsoft.com/office/word/2018/wordml/cex" xmlns:w16cid="http://schemas.microsoft.com/office/word/2016/wordml/cid" xmlns:w16="http://schemas.microsoft.com/office/word/2018/wordml" xmlns:w16du="http://schemas.microsoft.com/office/word/2023/wordml/word16du" xmlns:w16sdtdh="http://schemas.microsoft.com/office/word/2020/wordml/sdtdatahash" xmlns:w16sdtfl="http://schemas.microsoft.com/office/word/2024/wordml/sdtformatlock" xmlns:w16se="http://schemas.microsoft.com/office/word/2015/wordml/symex" mc:Ignorable="w14 w15 w16se w16cid w16 w16cex w16sdtdh w16sdtfl w16du">
+<w:styles xmlns:mc="http://schemas.openxmlformats.org/markup-compatibility/2006" xmlns:r="http://schemas.openxmlformats.org/officeDocument/2006/relationships" xmlns:w="http://schemas.openxmlformats.org/wordprocessingml/2006/main" xmlns:w14="http://schemas.microsoft.com/office/word/2010/wordml" xmlns:w15="http://schemas.microsoft.com/office/word/2012/wordml" xmlns:w16cex="http://schemas.microsoft.com/office/word/2018/wordml/cex" xmlns:w16cid="http://schemas.microsoft.com/office/word/2016/wordml/cid" xmlns:w16="http://schemas.microsoft.com/office/word/2018/wordml" xmlns:w16sdtdh="http://schemas.microsoft.com/office/word/2020/wordml/sdtdatahash" xmlns:w16se="http://schemas.microsoft.com/office/word/2015/wordml/symex" mc:Ignorable="w14 w15 w16se w16cid w16 w16cex w16sdtdh">
   <w:docDefaults>
     <w:rPrDefault>
       <w:rPr>
@@ -2942,15 +3002,6 @@
 </file>
 
 <file path=customXml/item1.xml><?xml version="1.0" encoding="utf-8"?>
-<?mso-contentType ?>
-<FormTemplates xmlns="http://schemas.microsoft.com/sharepoint/v3/contenttype/forms">
-  <Display>DocumentLibraryForm</Display>
-  <Edit>DocumentLibraryForm</Edit>
-  <New>DocumentLibraryForm</New>
-</FormTemplates>
-</file>
-
-<file path=customXml/item2.xml><?xml version="1.0" encoding="utf-8"?>
 <p:properties xmlns:p="http://schemas.microsoft.com/office/2006/metadata/properties" xmlns:xsi="http://www.w3.org/2001/XMLSchema-instance" xmlns:pc="http://schemas.microsoft.com/office/infopath/2007/PartnerControls">
   <documentManagement>
     <TaxCatchAll xmlns="be0d3259-a7ce-4623-88ec-81594dfcbc1c" xsi:nil="true"/>
@@ -2959,6 +3010,15 @@
     </lcf76f155ced4ddcb4097134ff3c332f>
   </documentManagement>
 </p:properties>
+</file>
+
+<file path=customXml/item2.xml><?xml version="1.0" encoding="utf-8"?>
+<?mso-contentType ?>
+<FormTemplates xmlns="http://schemas.microsoft.com/sharepoint/v3/contenttype/forms">
+  <Display>DocumentLibraryForm</Display>
+  <Edit>DocumentLibraryForm</Edit>
+  <New>DocumentLibraryForm</New>
+</FormTemplates>
 </file>
 
 <file path=customXml/item3.xml><?xml version="1.0" encoding="utf-8"?>
@@ -3191,20 +3251,20 @@
 </file>
 
 <file path=customXml/itemProps1.xml><?xml version="1.0" encoding="utf-8"?>
-<ds:datastoreItem xmlns:ds="http://schemas.openxmlformats.org/officeDocument/2006/customXml" ds:itemID="{59E42D90-A744-48ED-A5B4-45004D837371}">
-  <ds:schemaRefs>
-    <ds:schemaRef ds:uri="http://schemas.microsoft.com/sharepoint/v3/contenttype/forms"/>
-  </ds:schemaRefs>
-</ds:datastoreItem>
-</file>
-
-<file path=customXml/itemProps2.xml><?xml version="1.0" encoding="utf-8"?>
 <ds:datastoreItem xmlns:ds="http://schemas.openxmlformats.org/officeDocument/2006/customXml" ds:itemID="{66F99AD7-DFCB-47AD-A1DE-FB90EB282E37}">
   <ds:schemaRefs>
     <ds:schemaRef ds:uri="http://schemas.microsoft.com/office/2006/metadata/properties"/>
     <ds:schemaRef ds:uri="http://schemas.microsoft.com/office/infopath/2007/PartnerControls"/>
     <ds:schemaRef ds:uri="be0d3259-a7ce-4623-88ec-81594dfcbc1c"/>
     <ds:schemaRef ds:uri="99ffe1f3-7857-457f-add0-5bdef636f38d"/>
+  </ds:schemaRefs>
+</ds:datastoreItem>
+</file>
+
+<file path=customXml/itemProps2.xml><?xml version="1.0" encoding="utf-8"?>
+<ds:datastoreItem xmlns:ds="http://schemas.openxmlformats.org/officeDocument/2006/customXml" ds:itemID="{59E42D90-A744-48ED-A5B4-45004D837371}">
+  <ds:schemaRefs>
+    <ds:schemaRef ds:uri="http://schemas.microsoft.com/sharepoint/v3/contenttype/forms"/>
   </ds:schemaRefs>
 </ds:datastoreItem>
 </file>
